--- a/信佰监理服务管理系统-开发小结.docx
+++ b/信佰监理服务管理系统-开发小结.docx
@@ -40,7 +40,6 @@
       <w:pPr>
         <w:pStyle w:val="1"/>
         <w:rPr>
-          <w:rFonts w:hint="eastAsia"/>
           <w:lang w:eastAsia="zh-CN"/>
         </w:rPr>
       </w:pPr>
@@ -108,9 +107,6 @@
     <w:p>
       <w:pPr>
         <w:pStyle w:val="21"/>
-        <w:rPr>
-          <w:rFonts w:hint="eastAsia"/>
-        </w:rPr>
       </w:pPr>
       <w:r>
         <w:t xml:space="preserve">1.1 </w:t>
@@ -720,9 +716,6 @@
     <w:p>
       <w:pPr>
         <w:pStyle w:val="21"/>
-        <w:rPr>
-          <w:rFonts w:hint="eastAsia"/>
-        </w:rPr>
       </w:pPr>
       <w:r>
         <w:t xml:space="preserve">1.2 </w:t>
@@ -1736,9 +1729,6 @@
     <w:p>
       <w:pPr>
         <w:pStyle w:val="21"/>
-        <w:rPr>
-          <w:rFonts w:hint="eastAsia"/>
-        </w:rPr>
       </w:pPr>
       <w:r>
         <w:t xml:space="preserve">1.3 </w:t>
@@ -1958,49 +1948,7 @@
               <w:rPr>
                 <w:sz w:val="20"/>
               </w:rPr>
-              <w:t>提供 `currentUser`、`login</w:t>
-            </w:r>
-            <w:proofErr w:type="gramStart"/>
-            <w:r>
-              <w:rPr>
-                <w:sz w:val="20"/>
-              </w:rPr>
-              <w:t>()`</w:t>
-            </w:r>
-            <w:proofErr w:type="gramEnd"/>
-            <w:r>
-              <w:rPr>
-                <w:sz w:val="20"/>
-              </w:rPr>
-              <w:t>、`logout</w:t>
-            </w:r>
-            <w:proofErr w:type="gramStart"/>
-            <w:r>
-              <w:rPr>
-                <w:sz w:val="20"/>
-              </w:rPr>
-              <w:t>()`</w:t>
-            </w:r>
-            <w:proofErr w:type="gramEnd"/>
-            <w:r>
-              <w:rPr>
-                <w:sz w:val="20"/>
-              </w:rPr>
-              <w:t>、`</w:t>
-            </w:r>
-            <w:proofErr w:type="gramStart"/>
-            <w:r>
-              <w:rPr>
-                <w:sz w:val="20"/>
-              </w:rPr>
-              <w:t>setCurrentUser(</w:t>
-            </w:r>
-            <w:proofErr w:type="gramEnd"/>
-            <w:r>
-              <w:rPr>
-                <w:sz w:val="20"/>
-              </w:rPr>
-              <w:t>)`。</w:t>
+              <w:t>提供 `currentUser`、`login()`、`logout()`、`setCurrentUser()`。</w:t>
             </w:r>
             <w:r>
               <w:rPr>
@@ -2252,21 +2200,12 @@
                 <w:lang w:eastAsia="zh-CN"/>
               </w:rPr>
             </w:pPr>
-            <w:proofErr w:type="gramStart"/>
             <w:r>
               <w:rPr>
                 <w:sz w:val="20"/>
                 <w:lang w:eastAsia="zh-CN"/>
               </w:rPr>
-              <w:t>详情弹窗组件</w:t>
-            </w:r>
-            <w:proofErr w:type="gramEnd"/>
-            <w:r>
-              <w:rPr>
-                <w:sz w:val="20"/>
-                <w:lang w:eastAsia="zh-CN"/>
-              </w:rPr>
-              <w:t>，统一的描述项封装（文本/标签/进度/</w:t>
+              <w:t>详情弹窗组件，统一的描述项封装（文本/标签/进度/</w:t>
             </w:r>
             <w:r>
               <w:rPr>
@@ -2350,9 +2289,6 @@
     <w:p>
       <w:pPr>
         <w:pStyle w:val="21"/>
-        <w:rPr>
-          <w:rFonts w:hint="eastAsia"/>
-        </w:rPr>
       </w:pPr>
       <w:r>
         <w:t xml:space="preserve">1.4 </w:t>
@@ -2528,7 +2464,6 @@
       <w:pPr>
         <w:pStyle w:val="1"/>
         <w:rPr>
-          <w:rFonts w:hint="eastAsia"/>
           <w:lang w:eastAsia="zh-CN"/>
         </w:rPr>
       </w:pPr>
@@ -2551,7 +2486,6 @@
         </w:rPr>
         <w:t>块</w:t>
       </w:r>
-      <w:proofErr w:type="gramStart"/>
       <w:r>
         <w:rPr>
           <w:rFonts w:ascii="MS Gothic" w:eastAsia="MS Gothic" w:hAnsi="MS Gothic" w:cs="MS Gothic" w:hint="eastAsia"/>
@@ -2566,7 +2500,6 @@
         </w:rPr>
         <w:t>户</w:t>
       </w:r>
-      <w:proofErr w:type="gramEnd"/>
       <w:r>
         <w:rPr>
           <w:rFonts w:ascii="MS Gothic" w:eastAsia="MS Gothic" w:hAnsi="MS Gothic" w:cs="MS Gothic" w:hint="eastAsia"/>
@@ -2584,9 +2517,6 @@
     <w:p>
       <w:pPr>
         <w:pStyle w:val="21"/>
-        <w:rPr>
-          <w:rFonts w:hint="eastAsia"/>
-        </w:rPr>
       </w:pPr>
       <w:r>
         <w:t xml:space="preserve">2.1 </w:t>
@@ -2665,9 +2595,6 @@
     <w:p>
       <w:pPr>
         <w:pStyle w:val="21"/>
-        <w:rPr>
-          <w:rFonts w:hint="eastAsia"/>
-        </w:rPr>
       </w:pPr>
       <w:r>
         <w:t xml:space="preserve">2.2 </w:t>
@@ -2933,9 +2860,6 @@
     <w:p>
       <w:pPr>
         <w:pStyle w:val="21"/>
-        <w:rPr>
-          <w:rFonts w:hint="eastAsia"/>
-        </w:rPr>
       </w:pPr>
       <w:r>
         <w:t xml:space="preserve">2.3 </w:t>
@@ -3000,23 +2924,7 @@
           <w:sz w:val="18"/>
         </w:rPr>
         <w:br/>
-        <w:t xml:space="preserve">// - </w:t>
-      </w:r>
-      <w:proofErr w:type="gramStart"/>
-      <w:r>
-        <w:rPr>
-          <w:rFonts w:ascii="Consolas" w:hAnsi="Consolas"/>
-          <w:sz w:val="18"/>
-        </w:rPr>
-        <w:t>updateContract(</w:t>
-      </w:r>
-      <w:proofErr w:type="gramEnd"/>
-      <w:r>
-        <w:rPr>
-          <w:rFonts w:ascii="Consolas" w:hAnsi="Consolas"/>
-          <w:sz w:val="18"/>
-        </w:rPr>
-        <w:t xml:space="preserve">key, updates): </w:t>
+        <w:t xml:space="preserve">// - updateContract(key, updates): </w:t>
       </w:r>
       <w:r>
         <w:rPr>
@@ -3031,23 +2939,7 @@
           <w:sz w:val="18"/>
         </w:rPr>
         <w:br/>
-        <w:t xml:space="preserve">// - </w:t>
-      </w:r>
-      <w:proofErr w:type="gramStart"/>
-      <w:r>
-        <w:rPr>
-          <w:rFonts w:ascii="Consolas" w:hAnsi="Consolas"/>
-          <w:sz w:val="18"/>
-        </w:rPr>
-        <w:t>updateContractStatus(</w:t>
-      </w:r>
-      <w:proofErr w:type="gramEnd"/>
-      <w:r>
-        <w:rPr>
-          <w:rFonts w:ascii="Consolas" w:hAnsi="Consolas"/>
-          <w:sz w:val="18"/>
-        </w:rPr>
-        <w:t xml:space="preserve">key, status): </w:t>
+        <w:t xml:space="preserve">// - updateContractStatus(key, status): </w:t>
       </w:r>
       <w:r>
         <w:rPr>
@@ -3062,56 +2954,15 @@
           <w:sz w:val="18"/>
         </w:rPr>
         <w:br/>
-        <w:t xml:space="preserve">// - contractApprovalMap: </w:t>
-      </w:r>
-      <w:proofErr w:type="gramStart"/>
-      <w:r>
-        <w:rPr>
-          <w:rFonts w:ascii="Consolas" w:hAnsi="Consolas"/>
-          <w:sz w:val="18"/>
-        </w:rPr>
-        <w:t>{ [</w:t>
-      </w:r>
-      <w:proofErr w:type="gramEnd"/>
-      <w:r>
-        <w:rPr>
-          <w:rFonts w:ascii="Consolas" w:hAnsi="Consolas"/>
-          <w:sz w:val="18"/>
-        </w:rPr>
-        <w:t xml:space="preserve">contractKey]: </w:t>
-      </w:r>
-      <w:proofErr w:type="gramStart"/>
-      <w:r>
-        <w:rPr>
-          <w:rFonts w:ascii="Consolas" w:hAnsi="Consolas"/>
-          <w:sz w:val="18"/>
-        </w:rPr>
-        <w:t>ApprovalRecord[] }</w:t>
-      </w:r>
-      <w:proofErr w:type="gramEnd"/>
+        <w:t>// - contractApprovalMap: { [contractKey]: ApprovalRecord[] }</w:t>
+      </w:r>
       <w:r>
         <w:rPr>
           <w:rFonts w:ascii="Consolas" w:hAnsi="Consolas"/>
           <w:sz w:val="18"/>
         </w:rPr>
         <w:br/>
-        <w:t xml:space="preserve">// - </w:t>
-      </w:r>
-      <w:proofErr w:type="gramStart"/>
-      <w:r>
-        <w:rPr>
-          <w:rFonts w:ascii="Consolas" w:hAnsi="Consolas"/>
-          <w:sz w:val="18"/>
-        </w:rPr>
-        <w:t>addContractApproval(</w:t>
-      </w:r>
-      <w:proofErr w:type="gramEnd"/>
-      <w:r>
-        <w:rPr>
-          <w:rFonts w:ascii="Consolas" w:hAnsi="Consolas"/>
-          <w:sz w:val="18"/>
-        </w:rPr>
-        <w:t xml:space="preserve">key, record): </w:t>
+        <w:t xml:space="preserve">// - addContractApproval(key, record): </w:t>
       </w:r>
       <w:r>
         <w:rPr>
@@ -3126,23 +2977,7 @@
           <w:sz w:val="18"/>
         </w:rPr>
         <w:br/>
-        <w:t xml:space="preserve">// - </w:t>
-      </w:r>
-      <w:proofErr w:type="gramStart"/>
-      <w:r>
-        <w:rPr>
-          <w:rFonts w:ascii="Consolas" w:hAnsi="Consolas"/>
-          <w:sz w:val="18"/>
-        </w:rPr>
-        <w:t>resetAll(</w:t>
-      </w:r>
-      <w:proofErr w:type="gramEnd"/>
-      <w:r>
-        <w:rPr>
-          <w:rFonts w:ascii="Consolas" w:hAnsi="Consolas"/>
-          <w:sz w:val="18"/>
-        </w:rPr>
-        <w:t xml:space="preserve">): </w:t>
+        <w:t xml:space="preserve">// - resetAll(): </w:t>
       </w:r>
       <w:r>
         <w:rPr>
@@ -3179,30 +3014,13 @@
           <w:rFonts w:ascii="Consolas" w:hAnsi="Consolas"/>
           <w:sz w:val="18"/>
         </w:rPr>
-        <w:t xml:space="preserve"> </w:t>
-      </w:r>
-      <w:proofErr w:type="gramStart"/>
-      <w:r>
-        <w:rPr>
-          <w:rFonts w:ascii="Consolas" w:hAnsi="Consolas"/>
-          <w:sz w:val="18"/>
-        </w:rPr>
-        <w:t>localStorage(</w:t>
-      </w:r>
-      <w:proofErr w:type="gramEnd"/>
-      <w:r>
-        <w:rPr>
-          <w:rFonts w:ascii="Consolas" w:hAnsi="Consolas"/>
-          <w:sz w:val="18"/>
-        </w:rPr>
-        <w:t>key: xb-demo-contracts)</w:t>
+        <w:t xml:space="preserve"> localStorage(key: xb-demo-contracts)</w:t>
       </w:r>
     </w:p>
     <w:p>
       <w:pPr>
         <w:pStyle w:val="21"/>
         <w:rPr>
-          <w:rFonts w:hint="eastAsia"/>
           <w:lang w:eastAsia="zh-CN"/>
         </w:rPr>
       </w:pPr>
@@ -3347,7 +3165,6 @@
       <w:pPr>
         <w:pStyle w:val="21"/>
         <w:rPr>
-          <w:rFonts w:hint="eastAsia"/>
           <w:lang w:eastAsia="zh-CN"/>
         </w:rPr>
       </w:pPr>
@@ -3456,11 +3273,13 @@
         <w:jc w:val="center"/>
         <w:rPr>
           <w:rFonts w:hint="eastAsia"/>
+          <w:lang w:eastAsia="zh-CN"/>
         </w:rPr>
       </w:pPr>
       <w:r>
         <w:rPr>
           <w:color w:val="808080"/>
+          <w:lang w:eastAsia="zh-CN"/>
         </w:rPr>
         <w:t>============================================================</w:t>
       </w:r>
@@ -3469,7 +3288,6 @@
       <w:pPr>
         <w:pStyle w:val="1"/>
         <w:rPr>
-          <w:rFonts w:hint="eastAsia"/>
           <w:lang w:eastAsia="zh-CN"/>
         </w:rPr>
       </w:pPr>
@@ -3523,9 +3341,6 @@
     <w:p>
       <w:pPr>
         <w:pStyle w:val="21"/>
-        <w:rPr>
-          <w:rFonts w:hint="eastAsia"/>
-        </w:rPr>
       </w:pPr>
       <w:r>
         <w:t xml:space="preserve">3.1 </w:t>
@@ -3649,9 +3464,6 @@
     <w:p>
       <w:pPr>
         <w:pStyle w:val="21"/>
-        <w:rPr>
-          <w:rFonts w:hint="eastAsia"/>
-        </w:rPr>
       </w:pPr>
       <w:r>
         <w:t xml:space="preserve">3.2 </w:t>
@@ -4015,9 +3827,11 @@
             </w:pPr>
             <w:r>
               <w:rPr>
-                <w:sz w:val="20"/>
-              </w:rPr>
-              <w:t>李建华</w:t>
+                <w:rFonts w:hint="eastAsia"/>
+                <w:sz w:val="20"/>
+                <w:lang w:eastAsia="zh-CN"/>
+              </w:rPr>
+              <w:t>孙永秀</w:t>
             </w:r>
           </w:p>
         </w:tc>
@@ -4621,9 +4435,6 @@
     <w:p>
       <w:pPr>
         <w:pStyle w:val="21"/>
-        <w:rPr>
-          <w:rFonts w:hint="eastAsia"/>
-        </w:rPr>
       </w:pPr>
       <w:r>
         <w:t xml:space="preserve">3.3 </w:t>
@@ -4715,23 +4526,12 @@
         </w:rPr>
       </w:pPr>
       <w:r>
-        <w:t xml:space="preserve">- 持久化：当前登录用户信息持久化到 </w:t>
-      </w:r>
-      <w:proofErr w:type="gramStart"/>
-      <w:r>
-        <w:t>localStorage(</w:t>
-      </w:r>
-      <w:proofErr w:type="gramEnd"/>
-      <w:r>
-        <w:t>key: xb-demo-current-user)</w:t>
+        <w:t>- 持久化：当前登录用户信息持久化到 localStorage(key: xb-demo-current-user)</w:t>
       </w:r>
     </w:p>
     <w:p>
       <w:pPr>
         <w:pStyle w:val="21"/>
-        <w:rPr>
-          <w:rFonts w:hint="eastAsia"/>
-        </w:rPr>
       </w:pPr>
       <w:r>
         <w:t xml:space="preserve">3.4 </w:t>
@@ -4928,9 +4728,6 @@
     <w:p>
       <w:pPr>
         <w:pStyle w:val="21"/>
-        <w:rPr>
-          <w:rFonts w:hint="eastAsia"/>
-        </w:rPr>
       </w:pPr>
       <w:r>
         <w:t xml:space="preserve">3.5 </w:t>
@@ -5278,11 +5075,13 @@
         <w:jc w:val="center"/>
         <w:rPr>
           <w:rFonts w:hint="eastAsia"/>
+          <w:lang w:eastAsia="zh-CN"/>
         </w:rPr>
       </w:pPr>
       <w:r>
         <w:rPr>
           <w:color w:val="808080"/>
+          <w:lang w:eastAsia="zh-CN"/>
         </w:rPr>
         <w:t>============================================================</w:t>
       </w:r>
@@ -5291,7 +5090,6 @@
       <w:pPr>
         <w:pStyle w:val="1"/>
         <w:rPr>
-          <w:rFonts w:hint="eastAsia"/>
           <w:lang w:eastAsia="zh-CN"/>
         </w:rPr>
       </w:pPr>
@@ -5416,7 +5214,6 @@
       <w:pPr>
         <w:pStyle w:val="21"/>
         <w:rPr>
-          <w:rFonts w:hint="eastAsia"/>
           <w:lang w:eastAsia="zh-CN"/>
         </w:rPr>
       </w:pPr>
@@ -5754,23 +5551,7 @@
                 <w:sz w:val="20"/>
                 <w:lang w:eastAsia="zh-CN"/>
               </w:rPr>
-              <w:t xml:space="preserve">待审批 → </w:t>
-            </w:r>
-            <w:proofErr w:type="gramStart"/>
-            <w:r>
-              <w:rPr>
-                <w:sz w:val="20"/>
-                <w:lang w:eastAsia="zh-CN"/>
-              </w:rPr>
-              <w:t>待总监理工程师</w:t>
-            </w:r>
-            <w:proofErr w:type="gramEnd"/>
-            <w:r>
-              <w:rPr>
-                <w:sz w:val="20"/>
-                <w:lang w:eastAsia="zh-CN"/>
-              </w:rPr>
-              <w:t>审批</w:t>
+              <w:t>待审批 → 待总监理工程师审批</w:t>
             </w:r>
           </w:p>
         </w:tc>
@@ -5849,37 +5630,12 @@
                 <w:lang w:eastAsia="zh-CN"/>
               </w:rPr>
             </w:pPr>
-            <w:proofErr w:type="gramStart"/>
             <w:r>
               <w:rPr>
                 <w:sz w:val="20"/>
                 <w:lang w:eastAsia="zh-CN"/>
               </w:rPr>
-              <w:t>待总监理工程师</w:t>
-            </w:r>
-            <w:proofErr w:type="gramEnd"/>
-            <w:r>
-              <w:rPr>
-                <w:sz w:val="20"/>
-                <w:lang w:eastAsia="zh-CN"/>
-              </w:rPr>
-              <w:t xml:space="preserve">审批 → </w:t>
-            </w:r>
-            <w:proofErr w:type="gramStart"/>
-            <w:r>
-              <w:rPr>
-                <w:sz w:val="20"/>
-                <w:lang w:eastAsia="zh-CN"/>
-              </w:rPr>
-              <w:t>待部门</w:t>
-            </w:r>
-            <w:proofErr w:type="gramEnd"/>
-            <w:r>
-              <w:rPr>
-                <w:sz w:val="20"/>
-                <w:lang w:eastAsia="zh-CN"/>
-              </w:rPr>
-              <w:t>经理审批</w:t>
+              <w:t>待总监理工程师审批 → 待部门经理审批</w:t>
             </w:r>
           </w:p>
         </w:tc>
@@ -5954,21 +5710,12 @@
                 <w:lang w:eastAsia="zh-CN"/>
               </w:rPr>
             </w:pPr>
-            <w:proofErr w:type="gramStart"/>
             <w:r>
               <w:rPr>
                 <w:sz w:val="20"/>
                 <w:lang w:eastAsia="zh-CN"/>
               </w:rPr>
-              <w:t>待部门</w:t>
-            </w:r>
-            <w:proofErr w:type="gramEnd"/>
-            <w:r>
-              <w:rPr>
-                <w:sz w:val="20"/>
-                <w:lang w:eastAsia="zh-CN"/>
-              </w:rPr>
-              <w:t xml:space="preserve">经理审批 → </w:t>
+              <w:t xml:space="preserve">待部门经理审批 → </w:t>
             </w:r>
             <w:r>
               <w:rPr>
@@ -6239,21 +5986,7 @@
         <w:rPr>
           <w:lang w:eastAsia="zh-CN"/>
         </w:rPr>
-        <w:t>- 审批链时间线：合同详情</w:t>
-      </w:r>
-      <w:proofErr w:type="gramStart"/>
-      <w:r>
-        <w:rPr>
-          <w:lang w:eastAsia="zh-CN"/>
-        </w:rPr>
-        <w:t>页展示</w:t>
-      </w:r>
-      <w:proofErr w:type="gramEnd"/>
-      <w:r>
-        <w:rPr>
-          <w:lang w:eastAsia="zh-CN"/>
-        </w:rPr>
-        <w:t>完整审批流程时间线</w:t>
+        <w:t>- 审批链时间线：合同详情页展示完整审批流程时间线</w:t>
       </w:r>
     </w:p>
     <w:p>
@@ -6330,35 +6063,7 @@
         <w:rPr>
           <w:lang w:eastAsia="zh-CN"/>
         </w:rPr>
-        <w:t xml:space="preserve">  - 随机返回 2-3 </w:t>
-      </w:r>
-      <w:proofErr w:type="gramStart"/>
-      <w:r>
-        <w:rPr>
-          <w:lang w:eastAsia="zh-CN"/>
-        </w:rPr>
-        <w:t>条风险</w:t>
-      </w:r>
-      <w:proofErr w:type="gramEnd"/>
-      <w:r>
-        <w:rPr>
-          <w:lang w:eastAsia="zh-CN"/>
-        </w:rPr>
-        <w:t>提示（</w:t>
-      </w:r>
-      <w:proofErr w:type="gramStart"/>
-      <w:r>
-        <w:rPr>
-          <w:lang w:eastAsia="zh-CN"/>
-        </w:rPr>
-        <w:t>如首付款</w:t>
-      </w:r>
-      <w:proofErr w:type="gramEnd"/>
-      <w:r>
-        <w:rPr>
-          <w:lang w:eastAsia="zh-CN"/>
-        </w:rPr>
-        <w:t>比例、违约条款对等性、监理范围描述、工期偏差、质量验收标准等）</w:t>
+        <w:t xml:space="preserve">  - 随机返回 2-3 条风险提示（如首付款比例、违约条款对等性、监理范围描述、工期偏差、质量验收标准等）</w:t>
       </w:r>
     </w:p>
     <w:p>
@@ -6388,21 +6093,7 @@
         <w:rPr>
           <w:lang w:eastAsia="zh-CN"/>
         </w:rPr>
-        <w:t>- 提交成功后合同状态转为"</w:t>
-      </w:r>
-      <w:proofErr w:type="gramStart"/>
-      <w:r>
-        <w:rPr>
-          <w:lang w:eastAsia="zh-CN"/>
-        </w:rPr>
-        <w:t>待总监理工程师</w:t>
-      </w:r>
-      <w:proofErr w:type="gramEnd"/>
-      <w:r>
-        <w:rPr>
-          <w:lang w:eastAsia="zh-CN"/>
-        </w:rPr>
-        <w:t>审批"</w:t>
+        <w:t>- 提交成功后合同状态转为"待总监理工程师审批"</w:t>
       </w:r>
     </w:p>
     <w:p>
@@ -6876,23 +6567,7 @@
                 <w:sz w:val="20"/>
                 <w:lang w:eastAsia="zh-CN"/>
               </w:rPr>
-              <w:t>查看/修改/作废/收款（</w:t>
-            </w:r>
-            <w:proofErr w:type="gramStart"/>
-            <w:r>
-              <w:rPr>
-                <w:sz w:val="20"/>
-                <w:lang w:eastAsia="zh-CN"/>
-              </w:rPr>
-              <w:t>按状态</w:t>
-            </w:r>
-            <w:proofErr w:type="gramEnd"/>
-            <w:r>
-              <w:rPr>
-                <w:sz w:val="20"/>
-                <w:lang w:eastAsia="zh-CN"/>
-              </w:rPr>
-              <w:t>显示）</w:t>
+              <w:t>查看/修改/作废/收款（按状态显示）</w:t>
             </w:r>
           </w:p>
         </w:tc>
@@ -6910,7 +6585,6 @@
       <w:pPr>
         <w:pStyle w:val="21"/>
         <w:rPr>
-          <w:rFonts w:hint="eastAsia"/>
           <w:lang w:eastAsia="zh-CN"/>
         </w:rPr>
       </w:pPr>
@@ -7472,9 +7146,6 @@
     <w:p>
       <w:pPr>
         <w:pStyle w:val="21"/>
-        <w:rPr>
-          <w:rFonts w:hint="eastAsia"/>
-        </w:rPr>
       </w:pPr>
       <w:r>
         <w:t xml:space="preserve">4.3 </w:t>
@@ -8316,7 +7987,6 @@
       <w:pPr>
         <w:pStyle w:val="1"/>
         <w:rPr>
-          <w:rFonts w:hint="eastAsia"/>
           <w:lang w:eastAsia="zh-CN"/>
         </w:rPr>
       </w:pPr>
@@ -8364,7 +8034,6 @@
       <w:pPr>
         <w:pStyle w:val="21"/>
         <w:rPr>
-          <w:rFonts w:hint="eastAsia"/>
           <w:lang w:eastAsia="zh-CN"/>
         </w:rPr>
       </w:pPr>
@@ -8374,14 +8043,12 @@
         </w:rPr>
         <w:t xml:space="preserve">5.1 </w:t>
       </w:r>
-      <w:proofErr w:type="gramStart"/>
       <w:r>
         <w:rPr>
           <w:lang w:eastAsia="zh-CN"/>
         </w:rPr>
         <w:t>主数据</w:t>
       </w:r>
-      <w:proofErr w:type="gramEnd"/>
       <w:r>
         <w:rPr>
           <w:lang w:eastAsia="zh-CN"/>
@@ -8420,21 +8087,7 @@
         <w:rPr>
           <w:lang w:eastAsia="zh-CN"/>
         </w:rPr>
-        <w:t xml:space="preserve">- 数量：约 15-20 </w:t>
-      </w:r>
-      <w:proofErr w:type="gramStart"/>
-      <w:r>
-        <w:rPr>
-          <w:lang w:eastAsia="zh-CN"/>
-        </w:rPr>
-        <w:t>个</w:t>
-      </w:r>
-      <w:proofErr w:type="gramEnd"/>
-      <w:r>
-        <w:rPr>
-          <w:lang w:eastAsia="zh-CN"/>
-        </w:rPr>
-        <w:t>项目</w:t>
+        <w:t>- 数量：约 15-20 个项目</w:t>
       </w:r>
     </w:p>
     <w:p>
@@ -8539,21 +8192,7 @@
         <w:rPr>
           <w:lang w:eastAsia="zh-CN"/>
         </w:rPr>
-        <w:t xml:space="preserve">- 项目周期：6 </w:t>
-      </w:r>
-      <w:proofErr w:type="gramStart"/>
-      <w:r>
-        <w:rPr>
-          <w:lang w:eastAsia="zh-CN"/>
-        </w:rPr>
-        <w:t>个</w:t>
-      </w:r>
-      <w:proofErr w:type="gramEnd"/>
-      <w:r>
-        <w:rPr>
-          <w:lang w:eastAsia="zh-CN"/>
-        </w:rPr>
-        <w:t>月 - 2 年不等</w:t>
+        <w:t>- 项目周期：6 个月 - 2 年不等</w:t>
       </w:r>
     </w:p>
     <w:p>
@@ -8568,28 +8207,13 @@
         <w:rPr>
           <w:lang w:eastAsia="zh-CN"/>
         </w:rPr>
-        <w:t>- 数据关联：每个项目有对应的监理合同、监理规划、实施细则、</w:t>
-      </w:r>
-      <w:proofErr w:type="gramStart"/>
-      <w:r>
-        <w:rPr>
-          <w:lang w:eastAsia="zh-CN"/>
-        </w:rPr>
-        <w:t>四控三</w:t>
-      </w:r>
-      <w:proofErr w:type="gramEnd"/>
-      <w:r>
-        <w:rPr>
-          <w:lang w:eastAsia="zh-CN"/>
-        </w:rPr>
-        <w:t>管一协调等数据</w:t>
+        <w:t>- 数据关联：每个项目有对应的监理合同、监理规划、实施细则、四控三管一协调等数据</w:t>
       </w:r>
     </w:p>
     <w:p>
       <w:pPr>
         <w:pStyle w:val="21"/>
         <w:rPr>
-          <w:rFonts w:hint="eastAsia"/>
           <w:lang w:eastAsia="zh-CN"/>
         </w:rPr>
       </w:pPr>
@@ -8789,23 +8413,7 @@
                 <w:sz w:val="20"/>
                 <w:lang w:eastAsia="zh-CN"/>
               </w:rPr>
-              <w:t xml:space="preserve">每个监理合同下 1-2 </w:t>
-            </w:r>
-            <w:proofErr w:type="gramStart"/>
-            <w:r>
-              <w:rPr>
-                <w:sz w:val="20"/>
-                <w:lang w:eastAsia="zh-CN"/>
-              </w:rPr>
-              <w:t>份规划</w:t>
-            </w:r>
-            <w:proofErr w:type="gramEnd"/>
-            <w:r>
-              <w:rPr>
-                <w:sz w:val="20"/>
-                <w:lang w:eastAsia="zh-CN"/>
-              </w:rPr>
-              <w:t>文档；明确作者、版本、审批状态</w:t>
+              <w:t>每个监理合同下 1-2 份规划文档；明确作者、版本、审批状态</w:t>
             </w:r>
           </w:p>
         </w:tc>
@@ -8977,23 +8585,7 @@
                 <w:sz w:val="20"/>
                 <w:lang w:eastAsia="zh-CN"/>
               </w:rPr>
-              <w:t>分配给具体监理工程师的任务清单，</w:t>
-            </w:r>
-            <w:proofErr w:type="gramStart"/>
-            <w:r>
-              <w:rPr>
-                <w:sz w:val="20"/>
-                <w:lang w:eastAsia="zh-CN"/>
-              </w:rPr>
-              <w:t>含任务</w:t>
-            </w:r>
-            <w:proofErr w:type="gramEnd"/>
-            <w:r>
-              <w:rPr>
-                <w:sz w:val="20"/>
-                <w:lang w:eastAsia="zh-CN"/>
-              </w:rPr>
-              <w:t>名</w:t>
+              <w:t>分配给具体监理工程师的任务清单，含任务名</w:t>
             </w:r>
             <w:r>
               <w:rPr>
@@ -9105,9 +8697,6 @@
     <w:p>
       <w:pPr>
         <w:pStyle w:val="21"/>
-        <w:rPr>
-          <w:rFonts w:hint="eastAsia"/>
-        </w:rPr>
       </w:pPr>
       <w:r>
         <w:t xml:space="preserve">5.3 </w:t>
@@ -9453,7 +9042,6 @@
       <w:pPr>
         <w:pStyle w:val="21"/>
         <w:rPr>
-          <w:rFonts w:hint="eastAsia"/>
           <w:lang w:eastAsia="zh-CN"/>
         </w:rPr>
       </w:pPr>
@@ -9572,11 +9160,13 @@
         <w:jc w:val="center"/>
         <w:rPr>
           <w:rFonts w:hint="eastAsia"/>
+          <w:lang w:eastAsia="zh-CN"/>
         </w:rPr>
       </w:pPr>
       <w:r>
         <w:rPr>
           <w:color w:val="808080"/>
+          <w:lang w:eastAsia="zh-CN"/>
         </w:rPr>
         <w:t>============================================================</w:t>
       </w:r>
@@ -9585,7 +9175,6 @@
       <w:pPr>
         <w:pStyle w:val="1"/>
         <w:rPr>
-          <w:rFonts w:hint="eastAsia"/>
           <w:lang w:eastAsia="zh-CN"/>
         </w:rPr>
       </w:pPr>
@@ -10771,9 +10360,6 @@
     <w:p>
       <w:pPr>
         <w:pStyle w:val="21"/>
-        <w:rPr>
-          <w:rFonts w:hint="eastAsia"/>
-        </w:rPr>
       </w:pPr>
       <w:r>
         <w:t xml:space="preserve">6.1 </w:t>
@@ -11961,7 +11547,6 @@
       <w:pPr>
         <w:pStyle w:val="21"/>
         <w:rPr>
-          <w:rFonts w:hint="eastAsia"/>
           <w:lang w:eastAsia="zh-CN"/>
         </w:rPr>
       </w:pPr>
@@ -12151,9 +11736,6 @@
     <w:p>
       <w:pPr>
         <w:pStyle w:val="1"/>
-        <w:rPr>
-          <w:rFonts w:hint="eastAsia"/>
-        </w:rPr>
       </w:pPr>
       <w:r>
         <w:t xml:space="preserve">7. </w:t>
